--- a/zhs/docx/007.content.docx
+++ b/zhs/docx/007.content.docx
@@ -252,36 +252,24 @@
         </w:rPr>
         <w:t>耶稣和祂的</w:t>
       </w:r>
-      <w:hyperlink r:id="rId13">
-        <w:r>
-          <w:rPr>
-            <w:lang w:val="zh_CN" w:bidi="zh_CN"/>
-          </w:rPr>
-          <w:rPr>
-            <w:color w:val="0000EE"/>
-            <w:u w:val="single"/>
-          </w:rPr>
-          <w:t>门徒</w:t>
-        </w:r>
-      </w:hyperlink>
+      <w:r>
+        <w:rPr>
+          <w:lang w:val="zh_CN" w:bidi="zh_CN"/>
+        </w:rPr>
+        <w:t>门徒</w:t>
+      </w:r>
       <w:r>
         <w:rPr>
           <w:lang w:val="zh_CN" w:bidi="zh_CN"/>
         </w:rPr>
         <w:t>们经常乘船穿越</w:t>
       </w:r>
-      <w:hyperlink r:id="rId14">
-        <w:r>
-          <w:rPr>
-            <w:lang w:val="zh_CN" w:bidi="zh_CN"/>
-          </w:rPr>
-          <w:rPr>
-            <w:color w:val="0000EE"/>
-            <w:u w:val="single"/>
-          </w:rPr>
-          <w:t>加利利海</w:t>
-        </w:r>
-      </w:hyperlink>
+      <w:r>
+        <w:rPr>
+          <w:lang w:val="zh_CN" w:bidi="zh_CN"/>
+        </w:rPr>
+        <w:t>加利利海</w:t>
+      </w:r>
       <w:r>
         <w:rPr>
           <w:lang w:val="zh_CN" w:bidi="zh_CN"/>
@@ -316,18 +304,12 @@
         </w:rPr>
         <w:t>船有一块小的可移动的木头连接在上面，它被称为舵。这让人们能够使船朝着他们想要的方向前进。</w:t>
       </w:r>
-      <w:hyperlink r:id="rId15">
-        <w:r>
-          <w:rPr>
-            <w:lang w:val="zh_CN" w:bidi="zh_CN"/>
-          </w:rPr>
-          <w:rPr>
-            <w:color w:val="0000EE"/>
-            <w:u w:val="single"/>
-          </w:rPr>
-          <w:t>雅各</w:t>
-        </w:r>
-      </w:hyperlink>
+      <w:r>
+        <w:rPr>
+          <w:lang w:val="zh_CN" w:bidi="zh_CN"/>
+        </w:rPr>
+        <w:t>雅各</w:t>
+      </w:r>
       <w:r>
         <w:rPr>
           <w:lang w:val="zh_CN" w:bidi="zh_CN"/>
@@ -415,7 +397,7 @@
           <w:lang w:val="zh_CN" w:bidi="zh_CN"/>
         </w:rPr>
       </w:r>
-      <w:hyperlink r:id="rId16">
+      <w:hyperlink r:id="rId13">
         <w:r>
           <w:rPr>
             <w:lang w:val="zh_CN" w:bidi="zh_CN"/>

--- a/zhs/docx/007.content.docx
+++ b/zhs/docx/007.content.docx
@@ -343,77 +343,6 @@
           <w:lang w:val="zh_CN" w:bidi="zh_CN"/>
         </w:rPr>
         <w:t>为了帮助你的小组了解耶稣和祂的门徒们所使用的船的大小，你可以试着在泥土上或者使用一支粉笔，在地上画出船的形状。船大约是八大步那么长，三小步那么宽。然后，在这个空间里装下十三个人！你认为还会有空间容纳更多的人吗？</w:t>
-      </w:r>
-      <w:r>
-        <w:rPr>
-          <w:lang w:val="zh_CN" w:bidi="zh_CN"/>
-        </w:rPr>
-      </w:r>
-      <w:r>
-        <w:rPr>
-          <w:lang w:val="zh_CN" w:bidi="zh_CN"/>
-        </w:rPr>
-      </w:r>
-    </w:p>
-    <w:p>
-      <w:pPr/>
-      <w:r>
-        <w:rPr>
-          <w:lang w:val="zh_CN" w:bidi="zh_CN"/>
-        </w:rPr>
-      </w:r>
-    </w:p>
-    <w:p>
-      <w:pPr>
-        <w:pStyle w:val="Heading2"/>
-      </w:pPr>
-      <w:r>
-        <w:rPr>
-          <w:lang w:val="zh_CN" w:bidi="zh_CN"/>
-        </w:rPr>
-        <w:t>船</w:t>
-      </w:r>
-      <w:r>
-        <w:rPr>
-          <w:lang w:val="zh_CN" w:bidi="zh_CN"/>
-        </w:rPr>
-      </w:r>
-    </w:p>
-    <w:p>
-      <w:pPr>
-        <w:pStyle w:val="Heading4"/>
-      </w:pPr>
-      <w:r>
-        <w:rPr>
-          <w:lang w:val="zh_CN" w:bidi="zh_CN"/>
-        </w:rPr>
-        <w:t>Audio Content</w:t>
-      </w:r>
-    </w:p>
-    <w:p>
-      <w:pPr/>
-      <w:r>
-        <w:rPr>
-          <w:lang w:val="zh_CN" w:bidi="zh_CN"/>
-        </w:rPr>
-      </w:r>
-      <w:hyperlink r:id="rId13">
-        <w:r>
-          <w:rPr>
-            <w:lang w:val="zh_CN" w:bidi="zh_CN"/>
-          </w:rPr>
-          <w:rPr>
-            <w:color w:val="0000EE"/>
-            <w:u w:val="single"/>
-          </w:rPr>
-          <w:t>mp3 file</w:t>
-        </w:r>
-      </w:hyperlink>
-      <w:r>
-        <w:rPr>
-          <w:lang w:val="zh_CN" w:bidi="zh_CN"/>
-        </w:rPr>
-        <w:t xml:space="preserve"> (None KB)</w:t>
       </w:r>
       <w:r>
         <w:rPr>

--- a/zhs/docx/007.content.docx
+++ b/zhs/docx/007.content.docx
@@ -252,24 +252,36 @@
         </w:rPr>
         <w:t>耶稣和祂的</w:t>
       </w:r>
-      <w:r>
-        <w:rPr>
-          <w:lang w:val="zh_CN" w:bidi="zh_CN"/>
-        </w:rPr>
-        <w:t>门徒</w:t>
-      </w:r>
+      <w:hyperlink r:id="rId13">
+        <w:r>
+          <w:rPr>
+            <w:lang w:val="zh_CN" w:bidi="zh_CN"/>
+          </w:rPr>
+          <w:rPr>
+            <w:color w:val="0000EE"/>
+            <w:u w:val="single"/>
+          </w:rPr>
+          <w:t>门徒</w:t>
+        </w:r>
+      </w:hyperlink>
       <w:r>
         <w:rPr>
           <w:lang w:val="zh_CN" w:bidi="zh_CN"/>
         </w:rPr>
         <w:t>们经常乘船穿越</w:t>
       </w:r>
-      <w:r>
-        <w:rPr>
-          <w:lang w:val="zh_CN" w:bidi="zh_CN"/>
-        </w:rPr>
-        <w:t>加利利海</w:t>
-      </w:r>
+      <w:hyperlink r:id="rId14">
+        <w:r>
+          <w:rPr>
+            <w:lang w:val="zh_CN" w:bidi="zh_CN"/>
+          </w:rPr>
+          <w:rPr>
+            <w:color w:val="0000EE"/>
+            <w:u w:val="single"/>
+          </w:rPr>
+          <w:t>加利利海</w:t>
+        </w:r>
+      </w:hyperlink>
       <w:r>
         <w:rPr>
           <w:lang w:val="zh_CN" w:bidi="zh_CN"/>
@@ -304,12 +316,18 @@
         </w:rPr>
         <w:t>船有一块小的可移动的木头连接在上面，它被称为舵。这让人们能够使船朝着他们想要的方向前进。</w:t>
       </w:r>
-      <w:r>
-        <w:rPr>
-          <w:lang w:val="zh_CN" w:bidi="zh_CN"/>
-        </w:rPr>
-        <w:t>雅各</w:t>
-      </w:r>
+      <w:hyperlink r:id="rId15">
+        <w:r>
+          <w:rPr>
+            <w:lang w:val="zh_CN" w:bidi="zh_CN"/>
+          </w:rPr>
+          <w:rPr>
+            <w:color w:val="0000EE"/>
+            <w:u w:val="single"/>
+          </w:rPr>
+          <w:t>雅各</w:t>
+        </w:r>
+      </w:hyperlink>
       <w:r>
         <w:rPr>
           <w:lang w:val="zh_CN" w:bidi="zh_CN"/>
